--- a/templates/iso27001-readiness-assessment-template.docx
+++ b/templates/iso27001-readiness-assessment-template.docx
@@ -39,7 +39,7 @@
         <w:t xml:space="preserve"> </w:t>
       </w:r>
       <w:r>
-        <w:t xml:space="preserve">Blank reusable template from the CGI-ISO-001 portfolio project (fictional). Replace</w:t>
+        <w:t xml:space="preserve">Blank reusable template from the CGI-ISO-001 portfolio project (simulated). Replace</w:t>
       </w:r>
       <w:r>
         <w:t xml:space="preserve"> </w:t>
@@ -441,7 +441,7 @@
         <w:pStyle w:val="BlockText"/>
       </w:pPr>
       <w:r>
-        <w:t xml:space="preserve">Example (fictional, from CGI-ISO-001): clause score 19/56 = 33.9%; Annex A 22.5/88 = 25.6%; weighted 30.6%; 8 of 8 gates failed; NO-GO.</w:t>
+        <w:t xml:space="preserve">Example (simulated, from CGI-ISO-001): clause score 19/56 = 33.9%; Annex A 22.5/88 = 25.6%; weighted 30.6%; 8 of 8 gates failed; NO-GO.</w:t>
       </w:r>
     </w:p>
     <w:bookmarkStart w:id="20" w:name="X61f22b2c1593d0bb87e0b606f990ba4974706de"/>
@@ -13869,7 +13869,7 @@
         <w:color w:val="6B7280"/>
         <w:sz w:val="15"/>
       </w:rPr>
-      <w:t xml:space="preserve">Fictional portfolio case study  ·  Prepared by O.S  ·  Page </w:t>
+      <w:t xml:space="preserve">Simulated case study  ·  Prepared by O.S  ·  Page </w:t>
     </w:r>
     <w:r>
       <w:rPr>

--- a/templates/iso27001-readiness-assessment-template.docx
+++ b/templates/iso27001-readiness-assessment-template.docx
@@ -39,7 +39,7 @@
         <w:t xml:space="preserve"> </w:t>
       </w:r>
       <w:r>
-        <w:t xml:space="preserve">Blank reusable template from the CGI-ISO-001 portfolio project (simulated). Replace</w:t>
+        <w:t>Blank reusable template. Prepared by Olugboye Shola. Replace</w:t>
       </w:r>
       <w:r>
         <w:t xml:space="preserve"> </w:t>
@@ -441,7 +441,7 @@
         <w:pStyle w:val="BlockText"/>
       </w:pPr>
       <w:r>
-        <w:t xml:space="preserve">Example (simulated, from CGI-ISO-001): clause score 19/56 = 33.9%; Annex A 22.5/88 = 25.6%; weighted 30.6%; 8 of 8 gates failed; NO-GO.</w:t>
+        <w:t>Worked example: clause score 19/56 = 33.9%; Annex A 22.5/88 = 25.6%; weighted 30.6%; 8 of 8 gates failed; NO-GO.</w:t>
       </w:r>
     </w:p>
     <w:bookmarkStart w:id="20" w:name="X61f22b2c1593d0bb87e0b606f990ba4974706de"/>
@@ -13845,6 +13845,10 @@
     <w:sectPr>
       <w:headerReference w:type="default" r:id="rId9"/>
       <w:footerReference w:type="default" r:id="rId10"/>
+      <w:headerReference w:type="first" r:id="rId11"/>
+      <w:footerReference w:type="first" r:id="rId12"/>
+      <w:headerReference w:type="even" r:id="rId13"/>
+      <w:footerReference w:type="even" r:id="rId14"/>
       <w:pgSz w:orient="landscape" w:w="16838" w:h="11906"/>
       <w:pgMar w:left="1077" w:right="1077" w:top="1134" w:bottom="1020"/>
     </w:sectPr>
@@ -13869,7 +13873,7 @@
         <w:color w:val="6B7280"/>
         <w:sz w:val="15"/>
       </w:rPr>
-      <w:t xml:space="preserve">Simulated case study  ·  Prepared by O.S  ·  Page </w:t>
+      <w:t xml:space="preserve">Prepared by Olugboye Shola  ·  Page </w:t>
     </w:r>
     <w:r>
       <w:rPr>
@@ -13898,6 +13902,26 @@
       <w:t>1</w:t>
       <w:fldChar w:fldCharType="end"/>
     </w:r>
+  </w:p>
+</w:ftr>
+</file>
+
+<file path=word/footer2.xml><?xml version="1.0" encoding="utf-8"?>
+<w:ftr xmlns:m="http://schemas.openxmlformats.org/officeDocument/2006/math" xmlns:mc="http://schemas.openxmlformats.org/markup-compatibility/2006" xmlns:mo="http://schemas.microsoft.com/office/mac/office/2008/main" xmlns:mv="urn:schemas-microsoft-com:mac:vml" xmlns:o="urn:schemas-microsoft-com:office:office" xmlns:r="http://schemas.openxmlformats.org/officeDocument/2006/relationships" xmlns:v="urn:schemas-microsoft-com:vml" xmlns:w10="urn:schemas-microsoft-com:office:word" xmlns:w14="http://schemas.microsoft.com/office/word/2010/wordml" xmlns:w="http://schemas.openxmlformats.org/wordprocessingml/2006/main" xmlns:wne="http://schemas.microsoft.com/office/word/2006/wordml" xmlns:wp14="http://schemas.microsoft.com/office/word/2010/wordprocessingDrawing" xmlns:wp="http://schemas.openxmlformats.org/drawingml/2006/wordprocessingDrawing" xmlns:wpc="http://schemas.microsoft.com/office/word/2010/wordprocessingCanvas" xmlns:wpg="http://schemas.microsoft.com/office/word/2010/wordprocessingGroup" xmlns:wpi="http://schemas.microsoft.com/office/word/2010/wordprocessingInk" xmlns:wps="http://schemas.microsoft.com/office/word/2010/wordprocessingShape" mc:Ignorable="w14 wp14">
+  <w:p>
+    <w:pPr>
+      <w:pStyle w:val="Footer"/>
+    </w:pPr>
+  </w:p>
+</w:ftr>
+</file>
+
+<file path=word/footer3.xml><?xml version="1.0" encoding="utf-8"?>
+<w:ftr xmlns:m="http://schemas.openxmlformats.org/officeDocument/2006/math" xmlns:mc="http://schemas.openxmlformats.org/markup-compatibility/2006" xmlns:mo="http://schemas.microsoft.com/office/mac/office/2008/main" xmlns:mv="urn:schemas-microsoft-com:mac:vml" xmlns:o="urn:schemas-microsoft-com:office:office" xmlns:r="http://schemas.openxmlformats.org/officeDocument/2006/relationships" xmlns:v="urn:schemas-microsoft-com:vml" xmlns:w10="urn:schemas-microsoft-com:office:word" xmlns:w14="http://schemas.microsoft.com/office/word/2010/wordml" xmlns:w="http://schemas.openxmlformats.org/wordprocessingml/2006/main" xmlns:wne="http://schemas.microsoft.com/office/word/2006/wordml" xmlns:wp14="http://schemas.microsoft.com/office/word/2010/wordprocessingDrawing" xmlns:wp="http://schemas.openxmlformats.org/drawingml/2006/wordprocessingDrawing" xmlns:wpc="http://schemas.microsoft.com/office/word/2010/wordprocessingCanvas" xmlns:wpg="http://schemas.microsoft.com/office/word/2010/wordprocessingGroup" xmlns:wpi="http://schemas.microsoft.com/office/word/2010/wordprocessingInk" xmlns:wps="http://schemas.microsoft.com/office/word/2010/wordprocessingShape" mc:Ignorable="w14 wp14">
+  <w:p>
+    <w:pPr>
+      <w:pStyle w:val="Footer"/>
+    </w:pPr>
   </w:p>
 </w:ftr>
 </file>
@@ -13936,6 +13960,26 @@
       </w:rPr>
       <w:t>ISO/IEC 27001:2022 CLAUSES 4-10 READINESS ASSESSMENT | REUSABLE TEMPLATE</w:t>
     </w:r>
+  </w:p>
+</w:hdr>
+</file>
+
+<file path=word/header2.xml><?xml version="1.0" encoding="utf-8"?>
+<w:hdr xmlns:m="http://schemas.openxmlformats.org/officeDocument/2006/math" xmlns:mc="http://schemas.openxmlformats.org/markup-compatibility/2006" xmlns:mo="http://schemas.microsoft.com/office/mac/office/2008/main" xmlns:mv="urn:schemas-microsoft-com:mac:vml" xmlns:o="urn:schemas-microsoft-com:office:office" xmlns:r="http://schemas.openxmlformats.org/officeDocument/2006/relationships" xmlns:v="urn:schemas-microsoft-com:vml" xmlns:w10="urn:schemas-microsoft-com:office:word" xmlns:w14="http://schemas.microsoft.com/office/word/2010/wordml" xmlns:w="http://schemas.openxmlformats.org/wordprocessingml/2006/main" xmlns:wne="http://schemas.microsoft.com/office/word/2006/wordml" xmlns:wp14="http://schemas.microsoft.com/office/word/2010/wordprocessingDrawing" xmlns:wp="http://schemas.openxmlformats.org/drawingml/2006/wordprocessingDrawing" xmlns:wpc="http://schemas.microsoft.com/office/word/2010/wordprocessingCanvas" xmlns:wpg="http://schemas.microsoft.com/office/word/2010/wordprocessingGroup" xmlns:wpi="http://schemas.microsoft.com/office/word/2010/wordprocessingInk" xmlns:wps="http://schemas.microsoft.com/office/word/2010/wordprocessingShape" mc:Ignorable="w14 wp14">
+  <w:p>
+    <w:pPr>
+      <w:pStyle w:val="Header"/>
+    </w:pPr>
+  </w:p>
+</w:hdr>
+</file>
+
+<file path=word/header3.xml><?xml version="1.0" encoding="utf-8"?>
+<w:hdr xmlns:m="http://schemas.openxmlformats.org/officeDocument/2006/math" xmlns:mc="http://schemas.openxmlformats.org/markup-compatibility/2006" xmlns:mo="http://schemas.microsoft.com/office/mac/office/2008/main" xmlns:mv="urn:schemas-microsoft-com:mac:vml" xmlns:o="urn:schemas-microsoft-com:office:office" xmlns:r="http://schemas.openxmlformats.org/officeDocument/2006/relationships" xmlns:v="urn:schemas-microsoft-com:vml" xmlns:w10="urn:schemas-microsoft-com:office:word" xmlns:w14="http://schemas.microsoft.com/office/word/2010/wordml" xmlns:w="http://schemas.openxmlformats.org/wordprocessingml/2006/main" xmlns:wne="http://schemas.microsoft.com/office/word/2006/wordml" xmlns:wp14="http://schemas.microsoft.com/office/word/2010/wordprocessingDrawing" xmlns:wp="http://schemas.openxmlformats.org/drawingml/2006/wordprocessingDrawing" xmlns:wpc="http://schemas.microsoft.com/office/word/2010/wordprocessingCanvas" xmlns:wpg="http://schemas.microsoft.com/office/word/2010/wordprocessingGroup" xmlns:wpi="http://schemas.microsoft.com/office/word/2010/wordprocessingInk" xmlns:wps="http://schemas.microsoft.com/office/word/2010/wordprocessingShape" mc:Ignorable="w14 wp14">
+  <w:p>
+    <w:pPr>
+      <w:pStyle w:val="Header"/>
+    </w:pPr>
   </w:p>
 </w:hdr>
 </file>
